--- a/build/gal_electric_ohms_law.docx
+++ b/build/gal_electric_ohms_law.docx
@@ -7,7 +7,7 @@
         <w:pStyle w:val="Heading1"/>
       </w:pPr>
       <w:r>
-        <w:t>Electricity. Lei de Ohm.</w:t>
+        <w:t>Electricidade. Lei de Ohm.</w:t>
       </w:r>
     </w:p>
     <w:p>
@@ -74,7 +74,7 @@
       <w:r>
         <w:t>b)</w:t>
         <w:tab/>
-        <w:t>6V</w:t>
+        <w:t>4V</w:t>
       </w:r>
     </w:p>
     <w:p>
@@ -94,7 +94,7 @@
       <w:r>
         <w:t>d)</w:t>
         <w:tab/>
-        <w:t>4V</w:t>
+        <w:t>6V</w:t>
       </w:r>
     </w:p>
     <w:p>
@@ -151,7 +151,7 @@
       <w:r>
         <w:t>a)</w:t>
         <w:tab/>
-        <w:t>400V</w:t>
+        <w:t>150V</w:t>
       </w:r>
     </w:p>
     <w:p>
@@ -161,7 +161,7 @@
       <w:r>
         <w:t>b)</w:t>
         <w:tab/>
-        <w:t>150V</w:t>
+        <w:t>300V</w:t>
       </w:r>
     </w:p>
     <w:p>
@@ -171,7 +171,7 @@
       <w:r>
         <w:t>c)</w:t>
         <w:tab/>
-        <w:t>3V</w:t>
+        <w:t>400V</w:t>
       </w:r>
     </w:p>
     <w:p>
@@ -181,7 +181,7 @@
       <w:r>
         <w:t>d)</w:t>
         <w:tab/>
-        <w:t>300V</w:t>
+        <w:t>3V</w:t>
       </w:r>
     </w:p>
     <w:p>
@@ -238,7 +238,7 @@
       <w:r>
         <w:t>a)</w:t>
         <w:tab/>
-        <w:t>6V</w:t>
+        <w:t>2V</w:t>
       </w:r>
     </w:p>
     <w:p>
@@ -248,7 +248,7 @@
       <w:r>
         <w:t>b)</w:t>
         <w:tab/>
-        <w:t>2V</w:t>
+        <w:t>4V</w:t>
       </w:r>
     </w:p>
     <w:p>
@@ -258,7 +258,7 @@
       <w:r>
         <w:t>c)</w:t>
         <w:tab/>
-        <w:t>4V</w:t>
+        <w:t>3V</w:t>
       </w:r>
     </w:p>
     <w:p>
@@ -268,7 +268,7 @@
       <w:r>
         <w:t>d)</w:t>
         <w:tab/>
-        <w:t>3V</w:t>
+        <w:t>6V</w:t>
       </w:r>
     </w:p>
     <w:p>
@@ -325,7 +325,7 @@
       <w:r>
         <w:t>a)</w:t>
         <w:tab/>
-        <w:t>3KV</w:t>
+        <w:t>0,003V</w:t>
       </w:r>
     </w:p>
     <w:p>
@@ -335,7 +335,7 @@
       <w:r>
         <w:t>b)</w:t>
         <w:tab/>
-        <w:t>0,00003V</w:t>
+        <w:t>3V</w:t>
       </w:r>
     </w:p>
     <w:p>
@@ -345,7 +345,7 @@
       <w:r>
         <w:t>c)</w:t>
         <w:tab/>
-        <w:t>3V</w:t>
+        <w:t>0,00003V</w:t>
       </w:r>
     </w:p>
     <w:p>
@@ -355,7 +355,7 @@
       <w:r>
         <w:t>d)</w:t>
         <w:tab/>
-        <w:t>0,003V</w:t>
+        <w:t>3KV</w:t>
       </w:r>
     </w:p>
     <w:p>
@@ -412,7 +412,7 @@
       <w:r>
         <w:t>a)</w:t>
         <w:tab/>
-        <w:t>Case cero voltios</w:t>
+        <w:t>Case 6V</w:t>
       </w:r>
     </w:p>
     <w:p>
@@ -422,7 +422,7 @@
       <w:r>
         <w:t>b)</w:t>
         <w:tab/>
-        <w:t>Case 6V</w:t>
+        <w:t>máis de 6V</w:t>
       </w:r>
     </w:p>
     <w:p>
@@ -432,7 +432,7 @@
       <w:r>
         <w:t>c)</w:t>
         <w:tab/>
-        <w:t>máis de 6V</w:t>
+        <w:t>Case cero voltios</w:t>
       </w:r>
     </w:p>
     <w:p>
@@ -509,7 +509,7 @@
       <w:r>
         <w:t>b)</w:t>
         <w:tab/>
-        <w:t>Sobre 3V</w:t>
+        <w:t>Case 6V</w:t>
       </w:r>
     </w:p>
     <w:p>
@@ -519,7 +519,7 @@
       <w:r>
         <w:t>c)</w:t>
         <w:tab/>
-        <w:t>Case 6V</w:t>
+        <w:t>Sobre 3V</w:t>
       </w:r>
     </w:p>
     <w:p>
@@ -586,7 +586,7 @@
       <w:r>
         <w:t>a)</w:t>
         <w:tab/>
-        <w:t>6V</w:t>
+        <w:t>3V</w:t>
       </w:r>
     </w:p>
     <w:p>
@@ -596,7 +596,7 @@
       <w:r>
         <w:t>b)</w:t>
         <w:tab/>
-        <w:t>3V</w:t>
+        <w:t>2V</w:t>
       </w:r>
     </w:p>
     <w:p>
@@ -606,7 +606,7 @@
       <w:r>
         <w:t>c)</w:t>
         <w:tab/>
-        <w:t>4V</w:t>
+        <w:t>6V</w:t>
       </w:r>
     </w:p>
     <w:p>
@@ -616,7 +616,7 @@
       <w:r>
         <w:t>d)</w:t>
         <w:tab/>
-        <w:t>2V</w:t>
+        <w:t>4V</w:t>
       </w:r>
     </w:p>
     <w:sectPr>
